--- a/manulife/ML.docx
+++ b/manulife/ML.docx
@@ -83,15 +83,7 @@
         <w:t xml:space="preserve"> targeting small businesses. </w:t>
       </w:r>
       <w:r>
-        <w:t xml:space="preserve">I own the architecture end-to-end — from frontend workflows in React to backend services in </w:t>
-      </w:r>
-      <w:proofErr w:type="spellStart"/>
-      <w:r>
-        <w:t>FastAPI</w:t>
-      </w:r>
-      <w:proofErr w:type="spellEnd"/>
-      <w:r>
-        <w:t>, and the integration of LLMs with structured financial data.</w:t>
+        <w:t>I own the architecture end-to-end — from frontend workflows in React to backend services in FastAPI, and the integration of LLMs with structured financial data.</w:t>
       </w:r>
     </w:p>
     <w:p>
@@ -151,23 +143,7 @@
           <w:b/>
           <w:bCs/>
         </w:rPr>
-        <w:t xml:space="preserve"> 2. Project Explanation (Clean, structured, </w:t>
-      </w:r>
-      <w:proofErr w:type="gramStart"/>
-      <w:r>
-        <w:rPr>
-          <w:b/>
-          <w:bCs/>
-        </w:rPr>
-        <w:t>high-impact</w:t>
-      </w:r>
-      <w:proofErr w:type="gramEnd"/>
-      <w:r>
-        <w:rPr>
-          <w:b/>
-          <w:bCs/>
-        </w:rPr>
-        <w:t>)</w:t>
+        <w:t xml:space="preserve"> 2. Project Explanation (Clean, structured, high-impact)</w:t>
       </w:r>
     </w:p>
     <w:p>
@@ -177,23 +153,7 @@
     </w:p>
     <w:p>
       <w:r>
-        <w:t xml:space="preserve">The stack includes React on the frontend, </w:t>
-      </w:r>
-      <w:proofErr w:type="spellStart"/>
-      <w:r>
-        <w:t>FastAPI</w:t>
-      </w:r>
-      <w:proofErr w:type="spellEnd"/>
-      <w:r>
-        <w:t xml:space="preserve"> on the backend, PostgreSQL as the source of truth, and </w:t>
-      </w:r>
-      <w:proofErr w:type="spellStart"/>
-      <w:r>
-        <w:t>pgvector</w:t>
-      </w:r>
-      <w:proofErr w:type="spellEnd"/>
-      <w:r>
-        <w:t xml:space="preserve"> for embeddings. We use OpenAI models for LLM capabilities and Celery with Redis for asynchronous processing.</w:t>
+        <w:t>The stack includes React on the frontend, FastAPI on the backend, PostgreSQL as the source of truth, and pgvector for embeddings. We use OpenAI models for LLM capabilities and Celery with Redis for asynchronous processing.</w:t>
       </w:r>
       <w:r>
         <w:t xml:space="preserve"> We are building our project on Azure, and used Azure function, Azure Ops, and </w:t>
@@ -201,15 +161,7 @@
     </w:p>
     <w:p>
       <w:r>
-        <w:t xml:space="preserve">The system has two main AI-driven modules: AI invoicing and AI payroll. Both are built on a shared RAG </w:t>
-      </w:r>
-      <w:proofErr w:type="gramStart"/>
-      <w:r>
-        <w:t>architecture, but</w:t>
-      </w:r>
-      <w:proofErr w:type="gramEnd"/>
-      <w:r>
-        <w:t xml:space="preserve"> differ in how data is ingested.</w:t>
+        <w:t>The system has two main AI-driven modules: AI invoicing and AI payroll. Both are built on a shared RAG architecture, but differ in how data is ingested.</w:t>
       </w:r>
     </w:p>
     <w:p>
@@ -219,15 +171,7 @@
     </w:p>
     <w:p>
       <w:r>
-        <w:t xml:space="preserve">One key design decision was to use PostgreSQL with </w:t>
-      </w:r>
-      <w:proofErr w:type="spellStart"/>
-      <w:r>
-        <w:t>pgvector</w:t>
-      </w:r>
-      <w:proofErr w:type="spellEnd"/>
-      <w:r>
-        <w:t xml:space="preserve"> instead of a separate vector database. This allows us to maintain strong data integrity, enforce relationships with the source system, and simplify auditing — which is critical in financial applications.</w:t>
+        <w:t>One key design decision was to use PostgreSQL with pgvector instead of a separate vector database. This allows us to maintain strong data integrity, enforce relationships with the source system, and simplify auditing — which is critical in financial applications.</w:t>
       </w:r>
     </w:p>
     <w:p>
@@ -413,15 +357,7 @@
     </w:p>
     <w:p>
       <w:r>
-        <w:t>On the LLM side, outputs are schema-constrained JSON, which ensures responses are predictable and machine-</w:t>
-      </w:r>
-      <w:proofErr w:type="spellStart"/>
-      <w:r>
-        <w:t>parseable</w:t>
-      </w:r>
-      <w:proofErr w:type="spellEnd"/>
-      <w:r>
-        <w:t>.</w:t>
+        <w:t>On the LLM side, outputs are schema-constrained JSON, which ensures responses are predictable and machine-parseable.</w:t>
       </w:r>
     </w:p>
     <w:p>
@@ -650,29 +586,6 @@
       </w:r>
     </w:p>
     <w:p>
-      <w:pPr>
-        <w:rPr>
-          <w:b/>
-          <w:bCs/>
-        </w:rPr>
-      </w:pPr>
-      <w:r>
-        <w:rPr>
-          <w:rFonts w:ascii="Segoe UI Emoji" w:hAnsi="Segoe UI Emoji" w:cs="Segoe UI Emoji"/>
-          <w:b/>
-          <w:bCs/>
-        </w:rPr>
-        <w:t>🔹</w:t>
-      </w:r>
-      <w:r>
-        <w:rPr>
-          <w:b/>
-          <w:bCs/>
-        </w:rPr>
-        <w:t xml:space="preserve"> Polished version</w:t>
-      </w:r>
-    </w:p>
-    <w:p>
       <w:r>
         <w:t>One key decision I made was whether to use RAG for all queries or introduce SQL as a separate execution path.</w:t>
       </w:r>
@@ -737,29 +650,6 @@
           <w:bCs/>
         </w:rPr>
         <w:t xml:space="preserve"> 5. AI Integration (clean + structured)</w:t>
-      </w:r>
-    </w:p>
-    <w:p>
-      <w:pPr>
-        <w:rPr>
-          <w:b/>
-          <w:bCs/>
-        </w:rPr>
-      </w:pPr>
-      <w:r>
-        <w:rPr>
-          <w:rFonts w:ascii="Segoe UI Emoji" w:hAnsi="Segoe UI Emoji" w:cs="Segoe UI Emoji"/>
-          <w:b/>
-          <w:bCs/>
-        </w:rPr>
-        <w:t>🔹</w:t>
-      </w:r>
-      <w:r>
-        <w:rPr>
-          <w:b/>
-          <w:bCs/>
-        </w:rPr>
-        <w:t xml:space="preserve"> Better phrasing</w:t>
       </w:r>
     </w:p>
     <w:p>
@@ -879,65 +769,6 @@
     <w:p>
       <w:pPr>
         <w:rPr>
-          <w:b/>
-          <w:bCs/>
-        </w:rPr>
-      </w:pPr>
-      <w:r>
-        <w:rPr>
-          <w:rFonts w:ascii="Segoe UI Emoji" w:hAnsi="Segoe UI Emoji" w:cs="Segoe UI Emoji"/>
-          <w:b/>
-          <w:bCs/>
-        </w:rPr>
-        <w:lastRenderedPageBreak/>
-        <w:t>🧠</w:t>
-      </w:r>
-      <w:r>
-        <w:rPr>
-          <w:b/>
-          <w:bCs/>
-        </w:rPr>
-        <w:t xml:space="preserve"> 7. Strong Closing (your original idea, refined)</w:t>
-      </w:r>
-    </w:p>
-    <w:p>
-      <w:r>
-        <w:t>Your original message is good but too emotional / abstract. Here’s a strong, grounded version:</w:t>
-      </w:r>
-    </w:p>
-    <w:p>
-      <w:r>
-        <w:t>I’ve worked with large organizations like Accenture and CGI, and I understand how to operate in structured, process-driven environments.</w:t>
-      </w:r>
-    </w:p>
-    <w:p>
-      <w:r>
-        <w:t xml:space="preserve">What excites me about this role is the opportunity to take AI from concept to real-world impact. I’m not focused on research — I’m focused on building systems that people </w:t>
-      </w:r>
-      <w:proofErr w:type="gramStart"/>
-      <w:r>
-        <w:t>actually use</w:t>
-      </w:r>
-      <w:proofErr w:type="gramEnd"/>
-      <w:r>
-        <w:t xml:space="preserve"> and rely on.</w:t>
-      </w:r>
-    </w:p>
-    <w:p>
-      <w:r>
-        <w:t>I enjoy being part of teams that deliver meaningful solutions at scale, especially in domains where accuracy and trust really matter. I’d like to contribute to building something that has long-term value.</w:t>
-      </w:r>
-    </w:p>
-    <w:p>
-      <w:r>
-        <w:pict w14:anchorId="23DF1F54">
-          <v:rect id="_x0000_i1026" style="width:0;height:1.5pt" o:hralign="center" o:hrstd="t" o:hr="t" fillcolor="#a0a0a0" stroked="f"/>
-        </w:pict>
-      </w:r>
-    </w:p>
-    <w:p>
-      <w:pPr>
-        <w:rPr>
           <w:rFonts w:ascii="Segoe UI Emoji" w:hAnsi="Segoe UI Emoji" w:cs="Segoe UI Emoji"/>
           <w:b/>
           <w:bCs/>
@@ -1034,13 +865,8 @@
         </w:numPr>
       </w:pPr>
       <w:r>
-        <w:t xml:space="preserve">Embedding: stored in PostgreSQL using </w:t>
-      </w:r>
-      <w:proofErr w:type="spellStart"/>
-      <w:r>
-        <w:t>pgvector</w:t>
-      </w:r>
-      <w:proofErr w:type="spellEnd"/>
+        <w:t>Embedding: stored in PostgreSQL using pgvector</w:t>
+      </w:r>
     </w:p>
     <w:p>
       <w:pPr>
@@ -1180,15 +1006,7 @@
         </w:numPr>
       </w:pPr>
       <w:r>
-        <w:t xml:space="preserve">Using </w:t>
-      </w:r>
-      <w:proofErr w:type="spellStart"/>
-      <w:r>
-        <w:t>pgvector</w:t>
-      </w:r>
-      <w:proofErr w:type="spellEnd"/>
-      <w:r>
-        <w:t xml:space="preserve"> avoids managing a separate vector database</w:t>
+        <w:t>Using pgvector avoids managing a separate vector database</w:t>
       </w:r>
     </w:p>
     <w:p>
@@ -1255,7 +1073,6 @@
           <w:bCs/>
         </w:rPr>
       </w:pPr>
-      <w:proofErr w:type="gramStart"/>
       <w:r>
         <w:rPr>
           <w:rFonts w:ascii="Segoe UI Emoji" w:hAnsi="Segoe UI Emoji" w:cs="Segoe UI Emoji"/>
@@ -1263,43 +1080,41 @@
           <w:bCs/>
         </w:rPr>
         <w:lastRenderedPageBreak/>
-        <w:t>  Even</w:t>
-      </w:r>
-      <w:proofErr w:type="gramEnd"/>
-      <w:r>
+        <w:t xml:space="preserve">  Even with correct retrieval, models can ignore context or mix it incorrectly </w:t>
+      </w:r>
+    </w:p>
+    <w:p>
+      <w:pPr>
         <w:rPr>
           <w:rFonts w:ascii="Segoe UI Emoji" w:hAnsi="Segoe UI Emoji" w:cs="Segoe UI Emoji"/>
           <w:b/>
           <w:bCs/>
         </w:rPr>
-        <w:t xml:space="preserve"> with correct retrieval, models can ignore context or mix it incorrectly </w:t>
-      </w:r>
-    </w:p>
-    <w:p>
-      <w:pPr>
+      </w:pPr>
+      <w:r>
         <w:rPr>
           <w:rFonts w:ascii="Segoe UI Emoji" w:hAnsi="Segoe UI Emoji" w:cs="Segoe UI Emoji"/>
           <w:b/>
           <w:bCs/>
         </w:rPr>
-      </w:pPr>
-      <w:proofErr w:type="gramStart"/>
-      <w:r>
+        <w:t>  Models sometimes default to their own “memory” instead of retrieved data</w:t>
+      </w:r>
+    </w:p>
+    <w:p>
+      <w:pPr>
         <w:rPr>
           <w:rFonts w:ascii="Segoe UI Emoji" w:hAnsi="Segoe UI Emoji" w:cs="Segoe UI Emoji"/>
           <w:b/>
           <w:bCs/>
         </w:rPr>
-        <w:t>  Models</w:t>
-      </w:r>
-      <w:proofErr w:type="gramEnd"/>
+      </w:pPr>
       <w:r>
         <w:rPr>
           <w:rFonts w:ascii="Segoe UI Emoji" w:hAnsi="Segoe UI Emoji" w:cs="Segoe UI Emoji"/>
           <w:b/>
           <w:bCs/>
         </w:rPr>
-        <w:t xml:space="preserve"> sometimes default to their own “memory” instead of retrieved data</w:t>
+        <w:t>LLMs “lack facility with structured data” and struggle with database-like queries</w:t>
       </w:r>
     </w:p>
     <w:p>
@@ -1316,7 +1131,7 @@
           <w:b/>
           <w:bCs/>
         </w:rPr>
-        <w:t>LLMs “lack facility with structured data” and struggle with database-like queries</w:t>
+        <w:t>I stopped relying on RAG alone and introduced deterministic routing to SQL for precision-critical queries, with validation and fallback mechanisms.</w:t>
       </w:r>
     </w:p>
     <w:p>
@@ -1333,7 +1148,7 @@
           <w:b/>
           <w:bCs/>
         </w:rPr>
-        <w:t>I stopped relying on RAG alone and introduced deterministic routing to SQL for precision-critical queries, with validation and fallback mechanisms.</w:t>
+        <w:t>At the beginning, we assumed that with enough prompt tuning and RAG grounding, the LLM would behave reliably. But in practice, hallucination wasn’t just about wrong answers — it showed up in decision-making as well.</w:t>
       </w:r>
     </w:p>
     <w:p>
@@ -1350,7 +1165,7 @@
           <w:b/>
           <w:bCs/>
         </w:rPr>
-        <w:t>At the beginning, we assumed that with enough prompt tuning and RAG grounding, the LLM would behave reliably. But in practice, hallucination wasn’t just about wrong answers — it showed up in decision-making as well.</w:t>
+        <w:t>For example, even when a query was clearly structured and should have gone through SQL, the LLM would sometimes route it to RAG. And once it goes through RAG, you lose determinism — especially for numeric queries.</w:t>
       </w:r>
     </w:p>
     <w:p>
@@ -1367,7 +1182,7 @@
           <w:b/>
           <w:bCs/>
         </w:rPr>
-        <w:t>For example, even when a query was clearly structured and should have gone through SQL, the LLM would sometimes route it to RAG. And once it goes through RAG, you lose determinism — especially for numeric queries.</w:t>
+        <w:t>We tried improving prompts and adding stronger instructions, but it didn’t fundamentally solve the issue. The model would still occasionally misclassify queries.</w:t>
       </w:r>
     </w:p>
     <w:p>
@@ -1384,7 +1199,7 @@
           <w:b/>
           <w:bCs/>
         </w:rPr>
-        <w:t>We tried improving prompts and adding stronger instructions, but it didn’t fundamentally solve the issue. The model would still occasionally misclassify queries.</w:t>
+        <w:t>So I shifted the approach from “trusting the model” to “constraining the system.”</w:t>
       </w:r>
     </w:p>
     <w:p>
@@ -1395,92 +1210,47 @@
           <w:bCs/>
         </w:rPr>
       </w:pPr>
-      <w:proofErr w:type="gramStart"/>
       <w:r>
         <w:rPr>
           <w:rFonts w:ascii="Segoe UI Emoji" w:hAnsi="Segoe UI Emoji" w:cs="Segoe UI Emoji"/>
           <w:b/>
           <w:bCs/>
         </w:rPr>
-        <w:t>So</w:t>
-      </w:r>
-      <w:proofErr w:type="gramEnd"/>
-      <w:r>
+        <w:t>I introduced deterministic signals — for example, keyword-based routing rules for cases like aggregations (“sum”, “total”, “by month”) to force SQL execution.</w:t>
+      </w:r>
+    </w:p>
+    <w:p>
+      <w:pPr>
         <w:rPr>
           <w:rFonts w:ascii="Segoe UI Emoji" w:hAnsi="Segoe UI Emoji" w:cs="Segoe UI Emoji"/>
           <w:b/>
           <w:bCs/>
         </w:rPr>
-        <w:t xml:space="preserve"> I shifted the approach from “trusting the model” to “constraining the system.”</w:t>
-      </w:r>
-    </w:p>
-    <w:p>
-      <w:pPr>
+      </w:pPr>
+      <w:r>
         <w:rPr>
           <w:rFonts w:ascii="Segoe UI Emoji" w:hAnsi="Segoe UI Emoji" w:cs="Segoe UI Emoji"/>
           <w:b/>
           <w:bCs/>
         </w:rPr>
-      </w:pPr>
-      <w:r>
+        <w:t>But even that wasn’t perfect, so I added fallback mechanisms — if SQL generation fails validation or execution, the system gracefully falls back to RAG instead of returning incorrect results.</w:t>
+      </w:r>
+    </w:p>
+    <w:p>
+      <w:pPr>
         <w:rPr>
           <w:rFonts w:ascii="Segoe UI Emoji" w:hAnsi="Segoe UI Emoji" w:cs="Segoe UI Emoji"/>
           <w:b/>
           <w:bCs/>
         </w:rPr>
-        <w:t>I introduced deterministic signals — for example, keyword-based routing rules for cases like aggregations (“sum”, “total”, “by month”) to force SQL execution.</w:t>
-      </w:r>
-    </w:p>
-    <w:p>
-      <w:pPr>
+      </w:pPr>
+      <w:r>
         <w:rPr>
           <w:rFonts w:ascii="Segoe UI Emoji" w:hAnsi="Segoe UI Emoji" w:cs="Segoe UI Emoji"/>
           <w:b/>
           <w:bCs/>
         </w:rPr>
-      </w:pPr>
-      <w:r>
-        <w:rPr>
-          <w:rFonts w:ascii="Segoe UI Emoji" w:hAnsi="Segoe UI Emoji" w:cs="Segoe UI Emoji"/>
-          <w:b/>
-          <w:bCs/>
-        </w:rPr>
-        <w:t>But even that wasn’t perfect, so I added fallback mechanisms — if SQL generation fails validation or execution, the system gracefully falls back to RAG instead of returning incorrect results.</w:t>
-      </w:r>
-    </w:p>
-    <w:p>
-      <w:pPr>
-        <w:rPr>
-          <w:rFonts w:ascii="Segoe UI Emoji" w:hAnsi="Segoe UI Emoji" w:cs="Segoe UI Emoji"/>
-          <w:b/>
-          <w:bCs/>
-        </w:rPr>
-      </w:pPr>
-      <w:r>
-        <w:rPr>
-          <w:rFonts w:ascii="Segoe UI Emoji" w:hAnsi="Segoe UI Emoji" w:cs="Segoe UI Emoji"/>
-          <w:b/>
-          <w:bCs/>
-        </w:rPr>
-        <w:t xml:space="preserve">The key learning for me was that LLMs are not reliable decision-makers by default. You need to combine probabilistic reasoning with deterministic controls and fallback paths to make the system </w:t>
-      </w:r>
-      <w:proofErr w:type="gramStart"/>
-      <w:r>
-        <w:rPr>
-          <w:rFonts w:ascii="Segoe UI Emoji" w:hAnsi="Segoe UI Emoji" w:cs="Segoe UI Emoji"/>
-          <w:b/>
-          <w:bCs/>
-        </w:rPr>
-        <w:t>production-ready</w:t>
-      </w:r>
-      <w:proofErr w:type="gramEnd"/>
-      <w:r>
-        <w:rPr>
-          <w:rFonts w:ascii="Segoe UI Emoji" w:hAnsi="Segoe UI Emoji" w:cs="Segoe UI Emoji"/>
-          <w:b/>
-          <w:bCs/>
-        </w:rPr>
-        <w:t>.</w:t>
+        <w:t>The key learning for me was that LLMs are not reliable decision-makers by default. You need to combine probabilistic reasoning with deterministic controls and fallback paths to make the system production-ready.</w:t>
       </w:r>
     </w:p>
     <w:p/>
@@ -1496,34 +1266,19 @@
       </w:r>
     </w:p>
     <w:p>
-      <w:proofErr w:type="gramStart"/>
-      <w:r>
-        <w:t>  caching</w:t>
-      </w:r>
-      <w:proofErr w:type="gramEnd"/>
-      <w:r>
-        <w:t xml:space="preserve"> (multi-layer, tenant-scoped) </w:t>
-      </w:r>
-    </w:p>
-    <w:p>
-      <w:proofErr w:type="gramStart"/>
+      <w:r>
+        <w:t xml:space="preserve">  caching (multi-layer, tenant-scoped) </w:t>
+      </w:r>
+    </w:p>
+    <w:p>
       <w:r>
         <w:lastRenderedPageBreak/>
-        <w:t>  adaptive</w:t>
-      </w:r>
-      <w:proofErr w:type="gramEnd"/>
-      <w:r>
-        <w:t xml:space="preserve"> top-k </w:t>
-      </w:r>
-    </w:p>
-    <w:p>
-      <w:proofErr w:type="gramStart"/>
-      <w:r>
-        <w:t>  routing</w:t>
-      </w:r>
-      <w:proofErr w:type="gramEnd"/>
-      <w:r>
-        <w:t xml:space="preserve"> to avoid unnecessary LLM calls</w:t>
+        <w:t xml:space="preserve">  adaptive top-k </w:t>
+      </w:r>
+    </w:p>
+    <w:p>
+      <w:r>
+        <w:t>  routing to avoid unnecessary LLM calls</w:t>
       </w:r>
     </w:p>
     <w:p/>
@@ -1545,34 +1300,10 @@
     <w:p/>
     <w:p>
       <w:r>
-        <w:t xml:space="preserve">Current popular LLM is based on Transformer. Attention is everything. This makes the hallucination a </w:t>
-      </w:r>
-      <w:proofErr w:type="gramStart"/>
-      <w:r>
-        <w:t>built in</w:t>
-      </w:r>
-      <w:proofErr w:type="gramEnd"/>
-      <w:r>
-        <w:t xml:space="preserve"> function. To reduce it, LLM itself by theory already not enough (he cannot kill himself). We </w:t>
-      </w:r>
-      <w:proofErr w:type="gramStart"/>
-      <w:r>
-        <w:t>have to</w:t>
-      </w:r>
-      <w:proofErr w:type="gramEnd"/>
-      <w:r>
-        <w:t xml:space="preserve"> rely on other tools beyond LLM itself. </w:t>
-      </w:r>
-      <w:r>
-        <w:t xml:space="preserve">Strict </w:t>
-      </w:r>
-      <w:proofErr w:type="gramStart"/>
-      <w:r>
-        <w:t>prompt</w:t>
-      </w:r>
-      <w:proofErr w:type="gramEnd"/>
-      <w:r>
-        <w:t xml:space="preserve"> help a lot, but still far away from production-grade standard. </w:t>
+        <w:t xml:space="preserve">Current popular LLM is based on Transformer. Attention is everything. This makes the hallucination a built in function. To reduce it, LLM itself by theory already not enough (he cannot kill himself). We have to rely on other tools beyond LLM itself. </w:t>
+      </w:r>
+      <w:r>
+        <w:t xml:space="preserve">Strict prompt help a lot, but still far away from production-grade standard. </w:t>
       </w:r>
     </w:p>
     <w:p>
@@ -1582,15 +1313,7 @@
     </w:p>
     <w:p>
       <w:r>
-        <w:t xml:space="preserve">For me, after many failures, I’m using such </w:t>
-      </w:r>
-      <w:proofErr w:type="spellStart"/>
-      <w:r>
-        <w:t>stratgegy</w:t>
-      </w:r>
-      <w:proofErr w:type="spellEnd"/>
-      <w:r>
-        <w:t>:</w:t>
+        <w:t>For me, after many failures, I’m using such stratgegy:</w:t>
       </w:r>
     </w:p>
     <w:p>
@@ -1612,47 +1335,7 @@
         <w:t>借鉴</w:t>
       </w:r>
       <w:r>
-        <w:t xml:space="preserve">RLHF model, put the human feed back in the loop. Feed LLM, get result, and human involved to rank it and record it. Next time, when reaching such circumstances, read directly from human’s correction. One example is COA identification. LLM returns same vendor (like Costco) with different COA which might be right for big corporation but not for </w:t>
-      </w:r>
-      <w:proofErr w:type="spellStart"/>
-      <w:r>
-        <w:t>sme</w:t>
-      </w:r>
-      <w:proofErr w:type="spellEnd"/>
-      <w:r>
-        <w:t xml:space="preserve">. </w:t>
-      </w:r>
-      <w:proofErr w:type="gramStart"/>
-      <w:r>
-        <w:t>So</w:t>
-      </w:r>
-      <w:proofErr w:type="gramEnd"/>
-      <w:r>
-        <w:t xml:space="preserve"> we add a </w:t>
-      </w:r>
-      <w:proofErr w:type="spellStart"/>
-      <w:r>
-        <w:t>guardlayer</w:t>
-      </w:r>
-      <w:proofErr w:type="spellEnd"/>
-      <w:r>
-        <w:t xml:space="preserve"> before writing to </w:t>
-      </w:r>
-      <w:proofErr w:type="spellStart"/>
-      <w:r>
-        <w:t>db</w:t>
-      </w:r>
-      <w:proofErr w:type="spellEnd"/>
-      <w:r>
-        <w:t xml:space="preserve">: if Costco, </w:t>
-      </w:r>
-      <w:proofErr w:type="spellStart"/>
-      <w:r>
-        <w:t>coa</w:t>
-      </w:r>
-      <w:proofErr w:type="spellEnd"/>
-      <w:r>
-        <w:t xml:space="preserve">=office supplier. Exactly matching our target user’s requirement. </w:t>
+        <w:t xml:space="preserve">RLHF model, put the human feed back in the loop. Feed LLM, get result, and human involved to rank it and record it. Next time, when reaching such circumstances, read directly from human’s correction. One example is COA identification. LLM returns same vendor (like Costco) with different COA which might be right for big corporation but not for sme. So we add a guardlayer before writing to db: if Costco, coa=office supplier. Exactly matching our target user’s requirement. </w:t>
       </w:r>
     </w:p>
     <w:p/>
@@ -1874,15 +1557,7 @@
     </w:p>
     <w:p>
       <w:r>
-        <w:t xml:space="preserve">Since our target data size is moderate, PostgreSQL with </w:t>
-      </w:r>
-      <w:proofErr w:type="spellStart"/>
-      <w:r>
-        <w:t>pgvector</w:t>
-      </w:r>
-      <w:proofErr w:type="spellEnd"/>
-      <w:r>
-        <w:t xml:space="preserve"> provides sufficient performance without needing more complex infrastructure.</w:t>
+        <w:t>Since our target data size is moderate, PostgreSQL with pgvector provides sufficient performance without needing more complex infrastructure.</w:t>
       </w:r>
     </w:p>
     <w:p>
@@ -2013,32 +1688,20 @@
     </w:p>
     <w:p>
       <w:r>
-        <w:t>Ask 2–3 only:</w:t>
-      </w:r>
-    </w:p>
-    <w:p>
-      <w:pPr>
-        <w:rPr>
-          <w:b/>
-          <w:bCs/>
-        </w:rPr>
-      </w:pPr>
-      <w:r>
-        <w:rPr>
-          <w:rFonts w:ascii="Segoe UI Emoji" w:hAnsi="Segoe UI Emoji" w:cs="Segoe UI Emoji"/>
-          <w:b/>
-          <w:bCs/>
-        </w:rPr>
-        <w:t>✅</w:t>
-      </w:r>
-      <w:r>
-        <w:rPr>
-          <w:b/>
-          <w:bCs/>
-        </w:rPr>
-        <w:t xml:space="preserve"> Best set for THIS interviewer:</w:t>
-      </w:r>
-    </w:p>
+        <w:t>What our current stage in this app?</w:t>
+      </w:r>
+    </w:p>
+    <w:p>
+      <w:r>
+        <w:t>What’s current team set?</w:t>
+      </w:r>
+    </w:p>
+    <w:p>
+      <w:r>
+        <w:t>Do we have similar role in the team? How many? What they are doing?</w:t>
+      </w:r>
+    </w:p>
+    <w:p/>
     <w:p>
       <w:r>
         <w:t>What are the biggest challenges you’re currently facing in making your LLM systems production-ready?</w:t>
@@ -2055,13 +1718,28 @@
       </w:r>
     </w:p>
     <w:p/>
-    <w:p/>
-    <w:p>
-      <w:r>
-        <w:rPr>
-          <w:b/>
-          <w:bCs/>
-        </w:rPr>
+    <w:p>
+      <w:pPr>
+        <w:rPr>
+          <w:b/>
+          <w:bCs/>
+        </w:rPr>
+      </w:pPr>
+      <w:r>
+        <w:rPr>
+          <w:b/>
+          <w:bCs/>
+        </w:rPr>
+        <w:br w:type="page"/>
+      </w:r>
+    </w:p>
+    <w:p>
+      <w:r>
+        <w:rPr>
+          <w:b/>
+          <w:bCs/>
+        </w:rPr>
+        <w:lastRenderedPageBreak/>
         <w:t>Option A (Conservative / Interview</w:t>
       </w:r>
       <w:r>
@@ -2162,15 +1840,7 @@
         <w:t>Cost Efficiency:</w:t>
       </w:r>
       <w:r>
-        <w:t xml:space="preserve"> Reduced token and </w:t>
-      </w:r>
-      <w:proofErr w:type="spellStart"/>
-      <w:r>
-        <w:t>rerank</w:t>
-      </w:r>
-      <w:proofErr w:type="spellEnd"/>
-      <w:r>
-        <w:t xml:space="preserve"> spend by </w:t>
+        <w:t> Reduced token and rerank spend by </w:t>
       </w:r>
       <w:r>
         <w:rPr>
@@ -2184,15 +1854,7 @@
       </w:r>
       <w:r>
         <w:noBreakHyphen/>
-        <w:t xml:space="preserve">based routing and TTL caching of retrieval, embeddings, and </w:t>
-      </w:r>
-      <w:proofErr w:type="spellStart"/>
-      <w:r>
-        <w:t>rerank</w:t>
-      </w:r>
-      <w:proofErr w:type="spellEnd"/>
-      <w:r>
-        <w:t xml:space="preserve"> results.</w:t>
+        <w:t>based routing and TTL caching of retrieval, embeddings, and rerank results.</w:t>
       </w:r>
     </w:p>
     <w:p>
@@ -2256,15 +1918,7 @@
         <w:t>97.5%</w:t>
       </w:r>
       <w:r>
-        <w:t xml:space="preserve"> successful answer rate under </w:t>
-      </w:r>
-      <w:proofErr w:type="spellStart"/>
-      <w:r>
-        <w:t>rerank</w:t>
-      </w:r>
-      <w:proofErr w:type="spellEnd"/>
-      <w:r>
-        <w:t xml:space="preserve"> degradation via graceful fallback to base evidence and SQL/RAG failover.</w:t>
+        <w:t> successful answer rate under rerank degradation via graceful fallback to base evidence and SQL/RAG failover.</w:t>
       </w:r>
     </w:p>
     <w:p>
@@ -2297,6 +1951,96 @@
       <w:r>
         <w:noBreakHyphen/>
         <w:t>bounded generation with citations.</w:t>
+      </w:r>
+    </w:p>
+    <w:p>
+      <w:pPr>
+        <w:rPr>
+          <w:rFonts w:ascii="Segoe UI Emoji" w:hAnsi="Segoe UI Emoji" w:cs="Segoe UI Emoji"/>
+          <w:b/>
+          <w:bCs/>
+        </w:rPr>
+      </w:pPr>
+      <w:r>
+        <w:rPr>
+          <w:rFonts w:ascii="Segoe UI Emoji" w:hAnsi="Segoe UI Emoji" w:cs="Segoe UI Emoji"/>
+          <w:b/>
+          <w:bCs/>
+        </w:rPr>
+        <w:br w:type="page"/>
+      </w:r>
+    </w:p>
+    <w:p>
+      <w:pPr>
+        <w:ind w:left="360"/>
+        <w:rPr>
+          <w:b/>
+          <w:bCs/>
+        </w:rPr>
+      </w:pPr>
+      <w:r>
+        <w:rPr>
+          <w:rFonts w:ascii="Segoe UI Emoji" w:hAnsi="Segoe UI Emoji" w:cs="Segoe UI Emoji"/>
+          <w:b/>
+          <w:bCs/>
+        </w:rPr>
+        <w:lastRenderedPageBreak/>
+        <w:t>🧠</w:t>
+      </w:r>
+      <w:r>
+        <w:rPr>
+          <w:b/>
+          <w:bCs/>
+        </w:rPr>
+        <w:t xml:space="preserve"> 7. Strong Closing (your original idea, refined)</w:t>
+      </w:r>
+    </w:p>
+    <w:p>
+      <w:pPr>
+        <w:pStyle w:val="ListParagraph"/>
+        <w:numPr>
+          <w:ilvl w:val="0"/>
+          <w:numId w:val="27"/>
+        </w:numPr>
+      </w:pPr>
+      <w:r>
+        <w:t>Your original message is good but too emotional / abstract. Here’s a strong, grounded version:</w:t>
+      </w:r>
+    </w:p>
+    <w:p>
+      <w:pPr>
+        <w:pStyle w:val="ListParagraph"/>
+        <w:numPr>
+          <w:ilvl w:val="0"/>
+          <w:numId w:val="27"/>
+        </w:numPr>
+      </w:pPr>
+      <w:r>
+        <w:t>I’ve worked with large organizations like Accenture and CGI, and I understand how to operate in structured, process-driven environments.</w:t>
+      </w:r>
+    </w:p>
+    <w:p>
+      <w:pPr>
+        <w:pStyle w:val="ListParagraph"/>
+        <w:numPr>
+          <w:ilvl w:val="0"/>
+          <w:numId w:val="27"/>
+        </w:numPr>
+      </w:pPr>
+      <w:r>
+        <w:t>What excites me about this role is the opportunity to take AI from concept to real-world impact. I’m not focused on research — I’m focused on building systems that people actually use and rely on.</w:t>
+      </w:r>
+    </w:p>
+    <w:p>
+      <w:pPr>
+        <w:pStyle w:val="ListParagraph"/>
+        <w:numPr>
+          <w:ilvl w:val="0"/>
+          <w:numId w:val="27"/>
+        </w:numPr>
+      </w:pPr>
+      <w:r>
+        <w:t>I enjoy being part of teams that deliver meaningful solutions at scale, especially in domains where accuracy and trust really matter. I’d like to contribute to building something that has long-term value.</w:t>
       </w:r>
     </w:p>
     <w:p/>
@@ -7116,6 +6860,7 @@
   <w:style w:type="character" w:default="1" w:styleId="DefaultParagraphFont">
     <w:name w:val="Default Paragraph Font"/>
     <w:uiPriority w:val="1"/>
+    <w:semiHidden/>
     <w:unhideWhenUsed/>
   </w:style>
   <w:style w:type="table" w:default="1" w:styleId="TableNormal">
